--- a/paper/移动互联网时代社会思潮的传播及其影响（初稿）.docx
+++ b/paper/移动互联网时代社会思潮的传播及其影响（初稿）.docx
@@ -18,6 +18,20 @@
     </w:p>
     <w:p>
       <w:pPr>
+        <w:spacing w:after="120" w:line="360" w:lineRule="auto"/>
+        <w:jc w:val="center"/>
+      </w:pPr>
+      <w:r>
+        <w:rPr>
+          <w:rFonts w:ascii="Times New Roman" w:cs="Times New Roman" w:eastAsia="楷体" w:hAnsi="Times New Roman" w:hint="eastAsia"/>
+          <w:sz w:val="28"/>
+          <w:szCs w:val="28"/>
+        </w:rPr>
+        <w:t xml:space="preserve">——以青年“躺平”话语的符号化流变为例</w:t>
+      </w:r>
+    </w:p>
+    <w:p>
+      <w:pPr>
         <w:spacing w:after="240" w:line="360" w:lineRule="auto"/>
         <w:jc w:val="center"/>
       </w:pPr>
@@ -57,22 +71,22 @@
           <w:sz w:val="24"/>
           <w:szCs w:val="24"/>
         </w:rPr>
-        <w:t xml:space="preserve">“不卷了，躺平了。”每到期末周，或者实习投递石沉大海之后，我们宿舍里总会有人冒出这句话。说这话的人，第二天多半还是会准时去图书馆占座，但“躺平”这个词，已经成了我们这一代年轻人表达疲惫、自嘲和无奈的通用语言。我第一次听到它是在高中，那时它还只是短视频评论区里的一个新鲜说法；短短几年间，它从网络论坛上的一篇帖子出发，进入表情包、短视频和新闻评论，甚至出现在国家领导人关于共同富裕的重要论述之中。</w:t>
-      </w:r>
-    </w:p>
-    <w:p>
-      <w:pPr>
-        <w:spacing w:line="360" w:lineRule="auto"/>
-        <w:ind w:firstLine="480"/>
-        <w:jc w:val="both"/>
-      </w:pPr>
-      <w:r>
-        <w:rPr>
-          <w:rFonts w:ascii="Times New Roman" w:cs="Times New Roman" w:eastAsia="宋体" w:hAnsi="Times New Roman" w:hint="eastAsia"/>
-          <w:sz w:val="24"/>
-          <w:szCs w:val="24"/>
-        </w:rPr>
-        <w:t xml:space="preserve">一个词能在如此短的时间里传遍全国，离不开移动互联网提供的传播条件。中国互联网络信息中心发布的报告显示，截至2025年12月，我国网民规模达11.25亿人，其中手机网民规模达11.21亿人，网民使用手机上网的比例高达99.6%。</w:t>
+        <w:t xml:space="preserve">“不卷了，躺平了。”每到期末周，或者实习投递石沉大海之后，我们宿舍里总会有人冒出这句话，而说这话的人，第二天多半还是会准时去图书馆占座。我第一次听到“躺平”是在高中，那时它还只是短视频评论区里的一个新鲜说法。回溯源头，它从2021年春天网络论坛上的一篇帖子出发，短短几个月内就演变为席卷全网的表情包与短视频热梗，并在同年进入了国家领导人关于共同富裕的重要论述；此后几年，它更沉淀为我们日常随口而出的口头禅。</w:t>
+      </w:r>
+    </w:p>
+    <w:p>
+      <w:pPr>
+        <w:spacing w:line="360" w:lineRule="auto"/>
+        <w:ind w:firstLine="480"/>
+        <w:jc w:val="both"/>
+      </w:pPr>
+      <w:r>
+        <w:rPr>
+          <w:rFonts w:ascii="Times New Roman" w:cs="Times New Roman" w:eastAsia="宋体" w:hAnsi="Times New Roman" w:hint="eastAsia"/>
+          <w:sz w:val="24"/>
+          <w:szCs w:val="24"/>
+        </w:rPr>
+        <w:t xml:space="preserve">一个词能这么快传遍全国，离不开移动互联网。中国互联网络信息中心的报告显示，截至2025年12月，我国网民规模达11.25亿人，网民使用手机上网的比例高达99.6%。</w:t>
       </w:r>
       <w:r>
         <w:rPr>
@@ -86,7 +100,7 @@
           <w:sz w:val="24"/>
           <w:szCs w:val="24"/>
         </w:rPr>
-        <w:t xml:space="preserve">当几乎每个人手里都握着一块可以随时发布、转发和评论的屏幕，社会思潮的生成与传播方式也随之发生了深刻变化。本文以“躺平”为例，考察一种青年社会思潮如何借助移动互联网迅速扩散，分析它带来的多重影响，并尝试提出相应的引导思路。</w:t>
+        <w:t xml:space="preserve">当几乎每个人都握着一块能随时发布、转发和评论的屏幕，社会思潮的传播方式也随之改变。本文以“躺平”为例，考察一种青年社会思潮如何借助移动互联网扩散、变形，分析它的影响，并尝试提出回应的思路。</w:t>
       </w:r>
     </w:p>
     <w:p>
@@ -116,37 +130,43 @@
           <w:sz w:val="24"/>
           <w:szCs w:val="24"/>
         </w:rPr>
-        <w:t xml:space="preserve">2021年4月，一位网名为“好心的旅行家”的网友在百度贴吧发布了一篇题为《躺平即是正义》的帖子，自述长期不找固定工作，把物质欲望降到最低，并宣称“躺平就是我的智者运动”。帖子很快被转发到各大社交平台，“躺平”一词在当年5月下旬迅速走红，年底入选《咬文嚼字》杂志评选的“2021年十大流行语”。</w:t>
-      </w:r>
-    </w:p>
-    <w:p>
-      <w:pPr>
-        <w:spacing w:line="360" w:lineRule="auto"/>
-        <w:ind w:firstLine="480"/>
-        <w:jc w:val="both"/>
-      </w:pPr>
-      <w:r>
-        <w:rPr>
-          <w:rFonts w:ascii="Times New Roman" w:cs="Times New Roman" w:eastAsia="宋体" w:hAnsi="Times New Roman" w:hint="eastAsia"/>
-          <w:sz w:val="24"/>
-          <w:szCs w:val="24"/>
-        </w:rPr>
-        <w:t xml:space="preserve">“躺平”并不是凭空出现的。往前追溯，2016年前后流行的“葛优躺”和“丧文化”，2017年前后走红的“佛系”，以及2020年刷屏的“内卷”，都可以看作它的前身或背景；往后延伸，又出现了“摆烂”“45度人生”（卷又卷不赢，躺又躺不平）等变体。这一系列流行语一脉相承，共同表达了部分青年在激烈竞争和生活压力面前的倦怠情绪。</w:t>
-      </w:r>
-    </w:p>
-    <w:p>
-      <w:pPr>
-        <w:spacing w:line="360" w:lineRule="auto"/>
-        <w:ind w:firstLine="480"/>
-        <w:jc w:val="both"/>
-      </w:pPr>
-      <w:r>
-        <w:rPr>
-          <w:rFonts w:ascii="Times New Roman" w:cs="Times New Roman" w:eastAsia="宋体" w:hAnsi="Times New Roman" w:hint="eastAsia"/>
-          <w:sz w:val="24"/>
-          <w:szCs w:val="24"/>
-        </w:rPr>
-        <w:t xml:space="preserve">之所以说“躺平”不只是一个流行语，而是一种社会思潮，是因为它具备社会思潮的几个基本特征：第一，它有明确的价值主张，即降低物质欲望、拒绝过度竞争、不再把世俗意义上的“成功”当作人生的唯一目标；第二，它有现实的社会基础，与就业压力加大、生活成本上升、竞争日趋“内卷”等问题密切相关；第三，它有广泛的群众基础，在相当数量的青年中引起共鸣，并对他们的生活态度产生了实际影响。当然，与历史上那些有系统理论支撑的社会思潮相比，“躺平”更多表现为一种情绪化、碎片化的态度表达，而这恰恰与它的传播方式密切相关。</w:t>
+        <w:t xml:space="preserve">2021年4月，一位网名为“好心的旅行家”的网友在百度贴吧发布了一篇题为《躺平即是正义》的帖子，自述长期不找固定工作，把物质欲望降到最低，并宣称“躺平就是我的智者运动”。帖子很快被转发到各大社交平台，“躺平”在当年5月下旬迅速走红，年底入选《咬文嚼字》杂志评选的“2021年十大流行语”。</w:t>
+      </w:r>
+      <w:r>
+        <w:rPr>
+          <w:rStyle w:val="FootnoteReference"/>
+        </w:rPr>
+        <w:footnoteReference w:id="2"/>
+      </w:r>
+    </w:p>
+    <w:p>
+      <w:pPr>
+        <w:spacing w:line="360" w:lineRule="auto"/>
+        <w:ind w:firstLine="480"/>
+        <w:jc w:val="both"/>
+      </w:pPr>
+      <w:r>
+        <w:rPr>
+          <w:rFonts w:ascii="Times New Roman" w:cs="Times New Roman" w:eastAsia="宋体" w:hAnsi="Times New Roman" w:hint="eastAsia"/>
+          <w:sz w:val="24"/>
+          <w:szCs w:val="24"/>
+        </w:rPr>
+        <w:t xml:space="preserve">“躺平”并不是凭空出现的。往前追溯，2016年前后流行的“葛优躺”和“丧文化”，2017年前后走红的“佛系”，以及2020年刷屏的“内卷”，都可以看作它的前身或背景；往后延伸，又出现了“摆烂”“45度人生”（卷又卷不赢，躺又躺不平）等变体。这一串流行语一脉相承，表达的都是部分青年在竞争和压力面前的倦怠。</w:t>
+      </w:r>
+    </w:p>
+    <w:p>
+      <w:pPr>
+        <w:spacing w:line="360" w:lineRule="auto"/>
+        <w:ind w:firstLine="480"/>
+        <w:jc w:val="both"/>
+      </w:pPr>
+      <w:r>
+        <w:rPr>
+          <w:rFonts w:ascii="Times New Roman" w:cs="Times New Roman" w:eastAsia="宋体" w:hAnsi="Times New Roman" w:hint="eastAsia"/>
+          <w:sz w:val="24"/>
+          <w:szCs w:val="24"/>
+        </w:rPr>
+        <w:t xml:space="preserve">之所以说“躺平”不只是一个流行语，而是一种社会思潮，是因为它具备社会思潮的基本特征：第一，它有明确的价值主张，即降低物质欲望、拒绝过度竞争、不再把“成功”当作人生的唯一目标；第二，它有现实的社会基础，与就业压力、生活成本和“内卷”式竞争密切相关；第三，它有广泛的群众基础，在不少青年中引起共鸣，影响着他们的生活态度。当然，与那些有系统理论支撑的社会思潮相比，“躺平”更多是一种情绪化、碎片化的态度表达，而这恰恰与它的传播方式密切相关。</w:t>
       </w:r>
     </w:p>
     <w:p>
@@ -176,7 +196,36 @@
           <w:sz w:val="24"/>
           <w:szCs w:val="24"/>
         </w:rPr>
-        <w:t xml:space="preserve">1980年，《中国青年》杂志第5期刊发了署名“潘晓”的读者来信《人生的路呵，怎么越走越窄……》，引发了一场持续半年之久的全国性人生观大讨论。那场讨论依托的是纸质刊物，青年们提笔写信、等待刊发，观点以长篇书信的形式往来交锋。四十年后，同样是关于“人该怎样活”的追问，“躺平”的传播却呈现出完全不同的面貌。</w:t>
+        <w:t xml:space="preserve">1980年，《中国青年》杂志第5期刊发了署名“潘晓”的读者来信《人生的路呵，怎么越走越窄……》</w:t>
+      </w:r>
+      <w:r>
+        <w:rPr>
+          <w:rStyle w:val="FootnoteReference"/>
+        </w:rPr>
+        <w:footnoteReference w:id="3"/>
+      </w:r>
+      <w:r>
+        <w:rPr>
+          <w:rFonts w:ascii="Times New Roman" w:cs="Times New Roman" w:eastAsia="宋体" w:hAnsi="Times New Roman" w:hint="eastAsia"/>
+          <w:sz w:val="24"/>
+          <w:szCs w:val="24"/>
+        </w:rPr>
+        <w:t xml:space="preserve">，引发了一场持续半年的全国性人生观大讨论。那是一个靠纸张传递思想的年代：读者要静下心来读完数千字的长信，在书桌前反复思量，再提笔写信、贴上邮票寄往编辑部，往往要等上很久，才能看到不同观点的交锋。讨论的节奏是慢的，门槛也不低，但它完成的是一场严肃的公共说理。</w:t>
+      </w:r>
+    </w:p>
+    <w:p>
+      <w:pPr>
+        <w:spacing w:line="360" w:lineRule="auto"/>
+        <w:ind w:firstLine="480"/>
+        <w:jc w:val="both"/>
+      </w:pPr>
+      <w:r>
+        <w:rPr>
+          <w:rFonts w:ascii="Times New Roman" w:cs="Times New Roman" w:eastAsia="宋体" w:hAnsi="Times New Roman" w:hint="eastAsia"/>
+          <w:sz w:val="24"/>
+          <w:szCs w:val="24"/>
+        </w:rPr>
+        <w:t xml:space="preserve">四十年后，同样是关于“人该怎样活”的追问，“躺平”的传播却完全换了一副面貌。我们接触这个话题，往往是在挤地铁的通勤路上、食堂排队的间隙，或者睡前刷手机的十几分钟里。这种随时随地、断断续续的指尖浅阅读，很难容纳长篇大论的逻辑推演，一种思潮要想被看见，就必须从“文本阅读”转向“视觉消费”和“即时互动”。</w:t>
       </w:r>
     </w:p>
     <w:p>
@@ -209,7 +258,7 @@
           <w:sz w:val="24"/>
           <w:szCs w:val="24"/>
         </w:rPr>
-        <w:t xml:space="preserve">“躺平”的原帖本身带有一定的思辨色彩，作者甚至借用了古希腊“智者运动”的说法为自己辩护。但在传播过程中，真正流行开来的并不是这些论证，而是“躺平”两个字本身，以及与之配套的表情包和短视频：一只四脚朝天的猫、一张瘫在沙发上的截图、一句“家人们，我躺平了”，就足以完成一次表态。我的手机里至今还存着十几张“躺平”表情包，用它们回复消息，比打一段字省事得多。符号化极大地降低了社会思潮的传播门槛，人们不需要理解一种观点的来龙去脉，只要转发一个符号就能“加入”其中；但与此同时，原本可以展开讨论的复杂问题，也被压缩成了一种无须论证的态度。</w:t>
+        <w:t xml:space="preserve">“躺平”的原帖本身带有一定的思辨色彩，但真正流行开来的并不是其中的论证，而是“躺平”两个字本身，以及与之配套的表情包和短视频：一只四脚朝天的猫、一张瘫在沙发上的截图、一句“家人们，我躺平了”，就足以完成一次表态。我的手机里至今还存着十几张“躺平”表情包，用它们回复消息，比打一段字省事得多。符号化大大降低了思潮传播的门槛，人们不需要弄懂一种观点的来龙去脉，转发一个符号就算“加入”了；可与此同时，本该展开讨论的复杂问题，也被压缩成了一种无须论证的态度。</w:t>
       </w:r>
     </w:p>
     <w:p>
@@ -242,21 +291,21 @@
           <w:sz w:val="24"/>
           <w:szCs w:val="24"/>
         </w:rPr>
-        <w:t xml:space="preserve">移动互联网平台普遍采用个性化推荐算法，用户的每一次点赞、停留和评论都会被记录下来，并决定他接下来会看到什么。有一段时间，我连续刷到几条“裸辞去大理躺平”的视频，多看了几眼之后，首页很快就被类似内容占满，仿佛身边所有人都在辞职、都在躺平。美国学者桑斯坦曾用“信息茧房”来形容人们只接触自己选择的、令自己愉悦的信息的状态。</w:t>
-      </w:r>
-      <w:r>
-        <w:rPr>
-          <w:rStyle w:val="FootnoteReference"/>
-        </w:rPr>
-        <w:footnoteReference w:id="2"/>
-      </w:r>
-      <w:r>
-        <w:rPr>
-          <w:rFonts w:ascii="Times New Roman" w:cs="Times New Roman" w:eastAsia="宋体" w:hAnsi="Times New Roman" w:hint="eastAsia"/>
-          <w:sz w:val="24"/>
-          <w:szCs w:val="24"/>
-        </w:rPr>
-        <w:t xml:space="preserve">算法推荐在很大程度上强化了这种效应：它不断推送与用户既有情绪相契合的内容，使认同“躺平”的人越看越认同，反感“躺平”的人越看越反感，不同观点之间真正的对话反而越来越少。</w:t>
+        <w:t xml:space="preserve">短视频平台普遍采用个性化推荐，用户的每一次点赞、停留和评论，都会决定他接下来看到什么。有一段时间，我连续刷到几条“裸辞去大理躺平”的视频，多看了几眼，首页很快就被类似内容占满，仿佛身边所有人都在辞职、都在躺平。美国学者桑斯坦曾用“信息茧房”来形容人们只接触自己选择的、令自己愉悦的信息的状态。</w:t>
+      </w:r>
+      <w:r>
+        <w:rPr>
+          <w:rStyle w:val="FootnoteReference"/>
+        </w:rPr>
+        <w:footnoteReference w:id="4"/>
+      </w:r>
+      <w:r>
+        <w:rPr>
+          <w:rFonts w:ascii="Times New Roman" w:cs="Times New Roman" w:eastAsia="宋体" w:hAnsi="Times New Roman" w:hint="eastAsia"/>
+          <w:sz w:val="24"/>
+          <w:szCs w:val="24"/>
+        </w:rPr>
+        <w:t xml:space="preserve">算法推荐强化了这种效应：认同“躺平”的人越看越认同，反感“躺平”的人越看越反感，不同观点之间真正的对话反而越来越少。</w:t>
       </w:r>
     </w:p>
     <w:p>
@@ -289,7 +338,7 @@
           <w:sz w:val="24"/>
           <w:szCs w:val="24"/>
         </w:rPr>
-        <w:t xml:space="preserve">在短视频和评论区里，一条内容能否“出圈”，往往不取决于它的道理讲得多透彻，而取决于它能否击中观众的情绪。“躺平”之所以能迅速扩散，很大程度上是因为它说出了许多年轻人想说却说不出的感受。翻看相关视频的评论区，点赞最多的通常是“说的就是我”“破防了”这类情绪表达，而不是对问题的冷静分析。情绪传播速度快、感染力强，却也容易走向极端：在一些平台上，“躺平”与“奋斗”之争常常演变为相互贴标签的骂战，一方被指“不求上进”，另一方被讽为“卷王”，问题本身反而被搁置了。</w:t>
+        <w:t xml:space="preserve">在短视频里，一条内容能否“出圈”，往往不看道理讲得多透彻，而看它能否击中情绪。翻看“躺平”相关视频的评论区，点赞最多的通常是“说的就是我”“破防了”这类情绪表达，而不是对问题的冷静分析。情绪传播快、感染力强，却也容易走向极端：“躺平”与“奋斗”之争常常演变成相互贴标签的骂战，一方被指“不求上进”，另一方被讽为“卷王”，问题本身反倒被搁置了。</w:t>
       </w:r>
     </w:p>
     <w:p>
@@ -337,13 +386,28 @@
           <w:sz w:val="24"/>
           <w:szCs w:val="24"/>
         </w:rPr>
-        <w:t xml:space="preserve">首先，“躺平”为青年提供了一种表达压力和疲惫的话语。很多人嘴上说“躺平”，其实是一种自嘲式的减压：说出来，心里就轻松一些，然后继续生活。其次，“躺平”像一面镜子，折射出就业、住房、教育等领域真实存在的问题，提醒全社会关注年轻人的处境。习近平总书记在《扎实推动共同富裕》一文中指出：“要防止社会阶层固化，畅通向上流动通道，给更多人创造致富机会，形成人人参与的发展环境，避免‘内卷’、‘躺平’。”</w:t>
-      </w:r>
-      <w:r>
-        <w:rPr>
-          <w:rStyle w:val="FootnoteReference"/>
-        </w:rPr>
-        <w:footnoteReference w:id="3"/>
+        <w:t xml:space="preserve">首先，“躺平”给了青年一种表达压力和疲惫的话语。回想我们宿舍，嘴上喊着“躺平”，第二天照样去图书馆占座，这种网友所说的“仰卧起坐式躺平”看似言行不一，背后其实有两层真实的心理。一层是自我保护。面对绩点排名、考研和秋招春招，先把“我躺平了”挂在嘴边，等于提前把期望调低，有点像心理学上说的“防御性悲观”：万一考砸了、简历被刷了，一句“反正早就躺平了”就能缓冲挫败感，保住一点自尊。另一层是同辈之间的相处之道。在竞争激烈的校园里，如果有人总是绷得很紧，逢人就说“我在拼命”，反而会让室友和同学感到压力和疏离；大家一起自嘲“躺平”，倒像一句接头暗号，彼此确认“我们都在同一条船上”，成了一种温和的社交货币。</w:t>
+      </w:r>
+    </w:p>
+    <w:p>
+      <w:pPr>
+        <w:spacing w:line="360" w:lineRule="auto"/>
+        <w:ind w:firstLine="480"/>
+        <w:jc w:val="both"/>
+      </w:pPr>
+      <w:r>
+        <w:rPr>
+          <w:rFonts w:ascii="Times New Roman" w:cs="Times New Roman" w:eastAsia="宋体" w:hAnsi="Times New Roman" w:hint="eastAsia"/>
+          <w:sz w:val="24"/>
+          <w:szCs w:val="24"/>
+        </w:rPr>
+        <w:t xml:space="preserve">其次，“躺平”像一面镜子，折射出就业、住房、教育等领域真实存在的问题，提醒社会关注年轻人的处境。习近平总书记在《扎实推动共同富裕》一文中指出：“要防止社会阶层固化，畅通向上流动通道，给更多人创造致富机会，形成人人参与的发展环境，避免‘内卷’、‘躺平’。”</w:t>
+      </w:r>
+      <w:r>
+        <w:rPr>
+          <w:rStyle w:val="FootnoteReference"/>
+        </w:rPr>
+        <w:footnoteReference w:id="5"/>
       </w:r>
       <w:r>
         <w:rPr>
@@ -384,22 +448,22 @@
           <w:sz w:val="24"/>
           <w:szCs w:val="24"/>
         </w:rPr>
-        <w:t xml:space="preserve">一是从“自嘲”滑向“自弃”。对多数人来说，“躺平”只是一句口头禅，但也有少数人把它当成了放弃努力的理由。我身边就有同学在考研复习遇到瓶颈后，用“反正也卷不过，不如躺平”来安慰自己，最终中途放弃。当“躺平”从一种情绪宣泄变成一种行动选择，它就可能消解个体的奋斗意志，使人陷入消极和迷茫。</w:t>
-      </w:r>
-    </w:p>
-    <w:p>
-      <w:pPr>
-        <w:spacing w:line="360" w:lineRule="auto"/>
-        <w:ind w:firstLine="480"/>
-        <w:jc w:val="both"/>
-      </w:pPr>
-      <w:r>
-        <w:rPr>
-          <w:rFonts w:ascii="Times New Roman" w:cs="Times New Roman" w:eastAsia="宋体" w:hAnsi="Times New Roman" w:hint="eastAsia"/>
-          <w:sz w:val="24"/>
-          <w:szCs w:val="24"/>
-        </w:rPr>
-        <w:t xml:space="preserve">二是遮蔽了问题的结构性根源。“躺平”把就业难、竞争激烈等社会问题，转化成了个人“躺还是不躺”的态度选择，仿佛只要自己想开了、放下了，问题就不存在了。但问题并不会因为个人躺平而消失，反而可能让人放弃通过正当途径表达诉求、推动改变的努力。</w:t>
+        <w:t xml:space="preserve">一是从“自嘲”滑向“自弃”。但也有人真把“躺平”当成了放弃努力的理由。我身边就有同学在考研复习遇到瓶颈后，用“反正也卷不过，不如躺平”来安慰自己，最终中途放弃。当“躺平”从情绪宣泄变成行动选择，它就可能消解个人的奋斗意志，让人陷入消极和迷茫。</w:t>
+      </w:r>
+    </w:p>
+    <w:p>
+      <w:pPr>
+        <w:spacing w:line="360" w:lineRule="auto"/>
+        <w:ind w:firstLine="480"/>
+        <w:jc w:val="both"/>
+      </w:pPr>
+      <w:r>
+        <w:rPr>
+          <w:rFonts w:ascii="Times New Roman" w:cs="Times New Roman" w:eastAsia="宋体" w:hAnsi="Times New Roman" w:hint="eastAsia"/>
+          <w:sz w:val="24"/>
+          <w:szCs w:val="24"/>
+        </w:rPr>
+        <w:t xml:space="preserve">二是遮蔽了问题的结构性根源。“躺平”把就业难、竞争激烈等社会问题，变成了个人“躺还是不躺”的态度选择。可问题不会因为个人躺平而消失，反而可能让人放弃通过正当途径表达诉求、推动改变的努力。</w:t>
       </w:r>
     </w:p>
     <w:p>
@@ -420,48 +484,15 @@
         <w:rPr>
           <w:rStyle w:val="FootnoteReference"/>
         </w:rPr>
-        <w:footnoteReference w:id="4"/>
-      </w:r>
-      <w:r>
-        <w:rPr>
-          <w:rFonts w:ascii="Times New Roman" w:cs="Times New Roman" w:eastAsia="宋体" w:hAnsi="Times New Roman" w:hint="eastAsia"/>
-          <w:sz w:val="24"/>
-          <w:szCs w:val="24"/>
-        </w:rPr>
-        <w:t xml:space="preserve">“躺平”同样如此：它走红后不久，电商平台上就一度出现了印着“躺平”字样的T恤、手机壳等商品。一种主张“少消费、低欲望”的态度，最终却被做成了可以买卖的商品，这本身就颇具讽刺意味。</w:t>
-      </w:r>
-    </w:p>
-    <w:p>
-      <w:pPr>
-        <w:keepNext/>
-        <w:spacing w:line="360" w:lineRule="auto"/>
-        <w:ind w:firstLine="480"/>
-        <w:outlineLvl w:val="1"/>
-      </w:pPr>
-      <w:r>
-        <w:rPr>
-          <w:rFonts w:ascii="Times New Roman" w:cs="Times New Roman" w:eastAsia="宋体" w:hAnsi="Times New Roman" w:hint="eastAsia"/>
-          <w:b/>
-          <w:bCs/>
-          <w:sz w:val="24"/>
-          <w:szCs w:val="24"/>
-        </w:rPr>
-        <w:t xml:space="preserve">（三）对主流价值引导提出新课题</w:t>
-      </w:r>
-    </w:p>
-    <w:p>
-      <w:pPr>
-        <w:spacing w:line="360" w:lineRule="auto"/>
-        <w:ind w:firstLine="480"/>
-        <w:jc w:val="both"/>
-      </w:pPr>
-      <w:r>
-        <w:rPr>
-          <w:rFonts w:ascii="Times New Roman" w:cs="Times New Roman" w:eastAsia="宋体" w:hAnsi="Times New Roman" w:hint="eastAsia"/>
-          <w:sz w:val="24"/>
-          <w:szCs w:val="24"/>
-        </w:rPr>
-        <w:t xml:space="preserve">“躺平”走红后，有媒体发表评论，用“可耻”“毒鸡汤”等字眼对其进行严厉批评，这些评论在网络上引发了不小的争议。这提醒我们，在移动互联网时代，居高临下的说教很难真正走进年轻人的内心。思潮传播的主动权已经部分转移到每一个普通用户手中，主流价值的引导既要有立场，也要有温度；既要指出“躺平”的消极之处，也要读懂它背后的真实诉求。</w:t>
+        <w:footnoteReference w:id="6"/>
+      </w:r>
+      <w:r>
+        <w:rPr>
+          <w:rFonts w:ascii="Times New Roman" w:cs="Times New Roman" w:eastAsia="宋体" w:hAnsi="Times New Roman" w:hint="eastAsia"/>
+          <w:sz w:val="24"/>
+          <w:szCs w:val="24"/>
+        </w:rPr>
+        <w:t xml:space="preserve">“躺平”也是如此：它走红后不久，电商平台上就一度出现了印着“躺平”字样的T恤、手机壳等商品。一种主张“少消费、低欲望”的态度，最后却成了可以买卖的商品，颇具讽刺意味。</w:t>
       </w:r>
     </w:p>
     <w:p>
@@ -491,66 +522,66 @@
           <w:sz w:val="24"/>
           <w:szCs w:val="24"/>
         </w:rPr>
-        <w:t xml:space="preserve">第一，解决实际问题是根本。“躺平”情绪的蔓延，根源在于部分青年对未来缺乏确定感和获得感。只有在稳就业、保住房、减轻教育负担等方面持续发力，切实畅通向上流动的通道，年轻人才会真正看到“站起来”的希望。</w:t>
-      </w:r>
-    </w:p>
-    <w:p>
-      <w:pPr>
-        <w:spacing w:line="360" w:lineRule="auto"/>
-        <w:ind w:firstLine="480"/>
-        <w:jc w:val="both"/>
-      </w:pPr>
-      <w:r>
-        <w:rPr>
-          <w:rFonts w:ascii="Times New Roman" w:cs="Times New Roman" w:eastAsia="宋体" w:hAnsi="Times New Roman" w:hint="eastAsia"/>
-          <w:sz w:val="24"/>
-          <w:szCs w:val="24"/>
-        </w:rPr>
-        <w:t xml:space="preserve">第二，改进话语方式是关键。主流媒体和思政教育应当以平视的姿态与青年对话，用年轻人熟悉的语言讲道理，把“躺平还是奋斗”的二元对立，转化为“如何在压力中找到自己的节奏”的讨论。比如，思政课可以围绕“躺平”组织课堂讨论，让同学们说出自己的困惑、彼此辩论，这往往比单向灌输更能引起共鸣。比起简单地告诉年轻人“不许躺”，更重要的是帮助他们看到值得为之努力的目标。</w:t>
-      </w:r>
-    </w:p>
-    <w:p>
-      <w:pPr>
-        <w:spacing w:line="360" w:lineRule="auto"/>
-        <w:ind w:firstLine="480"/>
-        <w:jc w:val="both"/>
-      </w:pPr>
-      <w:r>
-        <w:rPr>
-          <w:rFonts w:ascii="Times New Roman" w:cs="Times New Roman" w:eastAsia="宋体" w:hAnsi="Times New Roman" w:hint="eastAsia"/>
-          <w:sz w:val="24"/>
-          <w:szCs w:val="24"/>
-        </w:rPr>
-        <w:t xml:space="preserve">第三，加强平台治理是保障。2022年3月起施行的《互联网信息服务算法推荐管理规定》明确要求，算法推荐服务提供者应当向用户提供不针对其个人特征的选项，或者提供便捷的关闭算法推荐服务的选项。</w:t>
-      </w:r>
-      <w:r>
-        <w:rPr>
-          <w:rStyle w:val="FootnoteReference"/>
-        </w:rPr>
-        <w:footnoteReference w:id="5"/>
-      </w:r>
-      <w:r>
-        <w:rPr>
-          <w:rFonts w:ascii="Times New Roman" w:cs="Times New Roman" w:eastAsia="宋体" w:hAnsi="Times New Roman" w:hint="eastAsia"/>
-          <w:sz w:val="24"/>
-          <w:szCs w:val="24"/>
-        </w:rPr>
-        <w:t xml:space="preserve">我曾试着在常用的短视频软件里关闭“个性化推荐”，首页内容明显变得丰富多样了。平台不应只是被动地提供一个开关，而应在推荐机制中主动增加内容的多样性，避免用户被困在单一情绪之中。</w:t>
-      </w:r>
-    </w:p>
-    <w:p>
-      <w:pPr>
-        <w:spacing w:line="360" w:lineRule="auto"/>
-        <w:ind w:firstLine="480"/>
-        <w:jc w:val="both"/>
-      </w:pPr>
-      <w:r>
-        <w:rPr>
-          <w:rFonts w:ascii="Times New Roman" w:cs="Times New Roman" w:eastAsia="宋体" w:hAnsi="Times New Roman" w:hint="eastAsia"/>
-          <w:sz w:val="24"/>
-          <w:szCs w:val="24"/>
-        </w:rPr>
-        <w:t xml:space="preserve">第四，青年自身的清醒是基础。我们应当学会区分“暂时躺下休息”和“彻底躺平放弃”：前者是调整节奏、恢复精力，后者则是对自己人生的放弃。在“卷”与“躺”之间，其实还有第三条路，那就是不盲目跟风竞争，也不放弃对美好生活的追求，而是找到自己真正认同的目标，并为之踏实努力。</w:t>
+        <w:t xml:space="preserve">第一，解决实际问题比讲道理更重要。不少年轻人想“躺平”，是因为对未来缺少把握。只有就业机会多一些、住房压力小一些、向上流动的通道更畅通一些，大家才会相信努力是有回报的。</w:t>
+      </w:r>
+    </w:p>
+    <w:p>
+      <w:pPr>
+        <w:spacing w:line="360" w:lineRule="auto"/>
+        <w:ind w:firstLine="480"/>
+        <w:jc w:val="both"/>
+      </w:pPr>
+      <w:r>
+        <w:rPr>
+          <w:rFonts w:ascii="Times New Roman" w:cs="Times New Roman" w:eastAsia="宋体" w:hAnsi="Times New Roman" w:hint="eastAsia"/>
+          <w:sz w:val="24"/>
+          <w:szCs w:val="24"/>
+        </w:rPr>
+        <w:t xml:space="preserve">第二，讲道理的方式也要变一变。“躺平”走红后，有媒体评论用“可耻”“毒鸡汤”等字眼严厉批评，我留意到，这类文章的评论区和弹幕里往往满是逆反式的调侃；而一些高校学者和B站知识区UP主以平视、共情的姿态，结合自身经历聊“允许自己阶段性喘口气”“怎样在压力下保留生活的支点”，评论区里反而涌现出许多真诚的自我剖析和互相打气。可见，只有放下说教的身段，才能重新建立对话的信任。</w:t>
+      </w:r>
+    </w:p>
+    <w:p>
+      <w:pPr>
+        <w:spacing w:line="360" w:lineRule="auto"/>
+        <w:ind w:firstLine="480"/>
+        <w:jc w:val="both"/>
+      </w:pPr>
+      <w:r>
+        <w:rPr>
+          <w:rFonts w:ascii="Times New Roman" w:cs="Times New Roman" w:eastAsia="宋体" w:hAnsi="Times New Roman" w:hint="eastAsia"/>
+          <w:sz w:val="24"/>
+          <w:szCs w:val="24"/>
+        </w:rPr>
+        <w:t xml:space="preserve">第三，平台要把选择权交给用户。2022年3月起施行的《互联网信息服务算法推荐管理规定》明确要求，平台应当向用户提供不针对其个人特征的选项，或者便捷的关闭算法推荐服务的选项。</w:t>
+      </w:r>
+      <w:r>
+        <w:rPr>
+          <w:rStyle w:val="FootnoteReference"/>
+        </w:rPr>
+        <w:footnoteReference w:id="7"/>
+      </w:r>
+      <w:r>
+        <w:rPr>
+          <w:rFonts w:ascii="Times New Roman" w:cs="Times New Roman" w:eastAsia="宋体" w:hAnsi="Times New Roman" w:hint="eastAsia"/>
+          <w:sz w:val="24"/>
+          <w:szCs w:val="24"/>
+        </w:rPr>
+        <w:t xml:space="preserve">我曾试着在常用的短视频软件里关闭“个性化推荐”。关闭之前，首页几乎被渲染考研失败、大厂裁员和鼓吹裸辞隐居的视频占满，很容易让人觉得全世界不是在崩溃就是在躺平；关闭之后，内容杂了一些，我却重新看到了同龄人多样、具体也更坚韧的生活。平台不能只是被动地给一个开关，还应主动让推荐内容更多样，别把用户困在单一的情绪里。</w:t>
+      </w:r>
+    </w:p>
+    <w:p>
+      <w:pPr>
+        <w:spacing w:line="360" w:lineRule="auto"/>
+        <w:ind w:firstLine="480"/>
+        <w:jc w:val="both"/>
+      </w:pPr>
+      <w:r>
+        <w:rPr>
+          <w:rFonts w:ascii="Times New Roman" w:cs="Times New Roman" w:eastAsia="宋体" w:hAnsi="Times New Roman" w:hint="eastAsia"/>
+          <w:sz w:val="24"/>
+          <w:szCs w:val="24"/>
+        </w:rPr>
+        <w:t xml:space="preserve">第四，我们自己也要分清“休息”和“放弃”。暂时躺下，是为了调整节奏、恢复精力；彻底躺平，则是对自己人生的放弃。在“卷”与“躺”之间，其实还有第三条路：不盲目跟风竞争，而是找到自己真正认同的目标，踏踏实实地去做。</w:t>
       </w:r>
     </w:p>
     <w:p>
@@ -580,29 +611,29 @@
           <w:sz w:val="24"/>
           <w:szCs w:val="24"/>
         </w:rPr>
-        <w:t xml:space="preserve">“躺平”从一篇帖子成长为一种广为人知的青年社会思潮，集中体现了移动互联网时代社会思潮传播的新特点：传播内容日益符号化，传播路径受算法深刻塑造，传播动力更多来自情绪共鸣，传播结果还可能被商业力量收编。它的影响是双重的，既是青年释放压力、表达诉求的出口，也可能消解奋斗意志、遮蔽问题根源。</w:t>
-      </w:r>
-    </w:p>
-    <w:p>
-      <w:pPr>
-        <w:spacing w:line="360" w:lineRule="auto"/>
-        <w:ind w:firstLine="480"/>
-        <w:jc w:val="both"/>
-      </w:pPr>
-      <w:r>
-        <w:rPr>
-          <w:rFonts w:ascii="Times New Roman" w:cs="Times New Roman" w:eastAsia="宋体" w:hAnsi="Times New Roman" w:hint="eastAsia"/>
-          <w:sz w:val="24"/>
-          <w:szCs w:val="24"/>
-        </w:rPr>
-        <w:t xml:space="preserve">面对“躺平”这样的网络思潮，简单的否定和放任都不可取。真正需要的，是读懂情绪背后的现实诉求，以解决问题的行动回应年轻人的困惑。年轻人需要的不是一句“不许躺”，而是一个值得站起来的理由。</w:t>
+        <w:t xml:space="preserve">“躺平”从一篇帖子变成一种青年社会思潮，让我们看到移动互联网时代思潮传播的新变化：观点被压缩成符号，算法决定了人们看到什么，情绪比道理跑得更快，反叛的姿态最后还可能被做成商品。它的影响是双重的，既是青年释放压力的出口，也可能消解奋斗意志、遮蔽问题根源。</w:t>
+      </w:r>
+    </w:p>
+    <w:p>
+      <w:pPr>
+        <w:spacing w:line="360" w:lineRule="auto"/>
+        <w:ind w:firstLine="480"/>
+        <w:jc w:val="both"/>
+      </w:pPr>
+      <w:r>
+        <w:rPr>
+          <w:rFonts w:ascii="Times New Roman" w:cs="Times New Roman" w:eastAsia="宋体" w:hAnsi="Times New Roman" w:hint="eastAsia"/>
+          <w:sz w:val="24"/>
+          <w:szCs w:val="24"/>
+        </w:rPr>
+        <w:t xml:space="preserve">面对这样的网络思潮，简单地否定或放任都不可取。真正需要的，是读懂情绪背后的现实诉求，用解决问题的行动回应年轻人的困惑。年轻人需要的不是一句“不许躺”，而是一个值得站起来的理由。</w:t>
       </w:r>
     </w:p>
     <w:sectPr>
       <w:footerReference w:type="default" r:id="rId7"/>
       <w:footnotePr>
         <w:numFmt w:val="decimalEnclosedCircleChinese"/>
-        <w:numRestart w:val="eachPage"/>
+        <w:numRestart w:val="continuous"/>
       </w:footnotePr>
       <w:pgSz w:w="11906" w:h="16838" w:orient="portrait"/>
       <w:pgMar w:top="1440" w:right="1800" w:bottom="1440" w:left="1800" w:header="708" w:footer="708" w:gutter="0"/>
@@ -726,7 +757,7 @@
           <w:sz w:val="18"/>
           <w:szCs w:val="18"/>
         </w:rPr>
-        <w:t xml:space="preserve">中国互联网络信息中心：《第57次中国互联网络发展状况统计报告》，2026年2月。</w:t>
+        <w:t xml:space="preserve">中国互联网络信息中心（CNNIC）：《第57次中国互联网络发展状况统计报告》，2026年2月。</w:t>
       </w:r>
     </w:p>
   </w:footnote>
@@ -747,7 +778,7 @@
           <w:sz w:val="18"/>
           <w:szCs w:val="18"/>
         </w:rPr>
-        <w:t xml:space="preserve">［美］凯斯·R. 桑斯坦：《信息乌托邦：众人如何生产知识》，毕竞悦译，北京：法律出版社，2008年。</w:t>
+        <w:t xml:space="preserve">《〈咬文嚼字〉发布2021十大流行语：赶考、破防等入选》，中国新闻网，2021年12月8日。</w:t>
       </w:r>
     </w:p>
   </w:footnote>
@@ -768,7 +799,7 @@
           <w:sz w:val="18"/>
           <w:szCs w:val="18"/>
         </w:rPr>
-        <w:t xml:space="preserve">习近平：《扎实推动共同富裕》，《求是》2021年第20期。</w:t>
+        <w:t xml:space="preserve">潘晓：《人生的路呵，怎么越走越窄……》，《中国青年》1980年第5期。</w:t>
       </w:r>
     </w:p>
   </w:footnote>
@@ -785,33 +816,57 @@
       </w:r>
       <w:r>
         <w:rPr>
-          <w:rFonts w:ascii="Times New Roman" w:cs="Times New Roman" w:eastAsia="宋体" w:hAnsi="Times New Roman"/>
+          <w:rFonts w:ascii="Times New Roman" w:cs="Times New Roman" w:eastAsia="宋体" w:hAnsi="Times New Roman" w:hint="eastAsia"/>
           <w:sz w:val="18"/>
           <w:szCs w:val="18"/>
         </w:rPr>
-        <w:t xml:space="preserve">Dick Hebdige, </w:t>
-      </w:r>
-      <w:r>
-        <w:rPr>
-          <w:rFonts w:ascii="Times New Roman" w:cs="Times New Roman" w:eastAsia="宋体" w:hAnsi="Times New Roman"/>
-          <w:i/>
-          <w:iCs/>
+        <w:t xml:space="preserve">［美］凯斯·桑斯坦：《信息乌托邦：众人如何生产知识》，毕竞悦译，北京：法律出版社，2008年。</w:t>
+      </w:r>
+    </w:p>
+  </w:footnote>
+  <w:footnote w:id="5">
+    <w:p>
+      <w:pPr>
+        <w:jc w:val="both"/>
+      </w:pPr>
+      <w:r>
+        <w:rPr>
+          <w:rStyle w:val="FootnoteReference"/>
+        </w:rPr>
+        <w:footnoteRef/>
+      </w:r>
+      <w:r>
+        <w:rPr>
+          <w:rFonts w:ascii="Times New Roman" w:cs="Times New Roman" w:eastAsia="宋体" w:hAnsi="Times New Roman" w:hint="eastAsia"/>
           <w:sz w:val="18"/>
           <w:szCs w:val="18"/>
         </w:rPr>
-        <w:t xml:space="preserve">Subculture: The Meaning of Style</w:t>
-      </w:r>
-      <w:r>
-        <w:rPr>
-          <w:rFonts w:ascii="Times New Roman" w:cs="Times New Roman" w:eastAsia="宋体" w:hAnsi="Times New Roman"/>
+        <w:t xml:space="preserve">习近平：《扎实推动共同富裕》，《求是》2021年第20期，第4—8页。</w:t>
+      </w:r>
+    </w:p>
+  </w:footnote>
+  <w:footnote w:id="6">
+    <w:p>
+      <w:pPr>
+        <w:jc w:val="both"/>
+      </w:pPr>
+      <w:r>
+        <w:rPr>
+          <w:rStyle w:val="FootnoteReference"/>
+        </w:rPr>
+        <w:footnoteRef/>
+      </w:r>
+      <w:r>
+        <w:rPr>
+          <w:rFonts w:ascii="Times New Roman" w:cs="Times New Roman" w:eastAsia="宋体" w:hAnsi="Times New Roman" w:hint="eastAsia"/>
           <w:sz w:val="18"/>
           <w:szCs w:val="18"/>
         </w:rPr>
-        <w:t xml:space="preserve">, London: Methuen, 1979.</w:t>
+        <w:t xml:space="preserve">［英］迪克·赫伯迪格：《亚文化：风格的意义》，陆道夫、胡疆锋译，北京：北京大学出版社，2009年。</w:t>
       </w:r>
     </w:p>
   </w:footnote>
-  <w:footnote w:id="5">
+  <w:footnote w:id="7">
     <w:p>
       <w:pPr>
         <w:jc w:val="both"/>
@@ -828,7 +883,7 @@
           <w:sz w:val="18"/>
           <w:szCs w:val="18"/>
         </w:rPr>
-        <w:t xml:space="preserve">国家互联网信息办公室、工业和信息化部、公安部、国家市场监督管理总局：《互联网信息服务算法推荐管理规定》第十七条，2022年3月1日起施行。</w:t>
+        <w:t xml:space="preserve">国家互联网信息办公室、工业和信息化部、公安部、国家市场监督管理总局：《互联网信息服务算法推荐管理规定》，2022年3月1日起施行。</w:t>
       </w:r>
     </w:p>
   </w:footnote>

--- a/paper/移动互联网时代社会思潮的传播及其影响（初稿）.docx
+++ b/paper/移动互联网时代社会思潮的传播及其影响（初稿）.docx
@@ -71,7 +71,7 @@
           <w:sz w:val="24"/>
           <w:szCs w:val="24"/>
         </w:rPr>
-        <w:t xml:space="preserve">“不卷了，躺平了。”每到期末周，或者实习投递石沉大海之后，我们宿舍里总会有人冒出这句话，而说这话的人，第二天多半还是会准时去图书馆占座。我第一次听到“躺平”是在高中，那时它还只是短视频评论区里的一个新鲜说法。回溯源头，它从2021年春天网络论坛上的一篇帖子出发，短短几个月内就演变为席卷全网的表情包与短视频热梗，并在同年进入了国家领导人关于共同富裕的重要论述；此后几年，它更沉淀为我们日常随口而出的口头禅。</w:t>
+        <w:t xml:space="preserve">“不卷了，躺平了。”每到期末周，或者实习投递石沉大海之后，我们宿舍里总会有人冒出这句话，而说这话的人，第二天多半还是会准时去图书馆占座。我第一次听到“躺平”是在高中，那时它还只是短视频评论区里的一个新鲜说法。回溯源头，它从2021年春天网络论坛上的一篇帖子出发，短短几个月内就演变为席卷全网的表情包与短视频热梗，并在同年进入了国家领导人关于共同富裕的重要论述之中；此后几年，它更沉淀为我们日常随口而出的口头禅。</w:t>
       </w:r>
     </w:p>
     <w:p>
@@ -258,7 +258,7 @@
           <w:sz w:val="24"/>
           <w:szCs w:val="24"/>
         </w:rPr>
-        <w:t xml:space="preserve">“躺平”的原帖本身带有一定的思辨色彩，但真正流行开来的并不是其中的论证，而是“躺平”两个字本身，以及与之配套的表情包和短视频：一只四脚朝天的猫、一张瘫在沙发上的截图、一句“家人们，我躺平了”，就足以完成一次表态。我的手机里至今还存着十几张“躺平”表情包，用它们回复消息，比打一段字省事得多。符号化大大降低了思潮传播的门槛，人们不需要弄懂一种观点的来龙去脉，转发一个符号就算“加入”了；可与此同时，本该展开讨论的复杂问题，也被压缩成了一种无须论证的态度。</w:t>
+        <w:t xml:space="preserve">“躺平”的原帖本身带有一定的思辨色彩，但真正流行开来的并不是其中的论证，而是“躺平”两个字本身，以及与之配套的表情包和短视频：一只四脚朝天的猫、一张瘫在沙发上的截图、一句“家人们，我躺平了”，就足以完成一次表态。我的手机里至今还存着十几张“躺平”表情包，用它们回复消息，比打一段字省事得多。期末周室友在群里发一句“复习不完了”，我回一张躺平的猫，对方马上就懂，什么都不用多说。符号化大大降低了思潮传播的门槛，人们不需要弄懂一种观点的来龙去脉，转发一个符号就算“加入”了；可与此同时，本该展开讨论的复杂问题，也被压缩成了一种无须论证的态度。</w:t>
       </w:r>
     </w:p>
     <w:p>
@@ -386,7 +386,7 @@
           <w:sz w:val="24"/>
           <w:szCs w:val="24"/>
         </w:rPr>
-        <w:t xml:space="preserve">首先，“躺平”给了青年一种表达压力和疲惫的话语。回想我们宿舍，嘴上喊着“躺平”，第二天照样去图书馆占座，这种网友所说的“仰卧起坐式躺平”看似言行不一，背后其实有两层真实的心理。一层是自我保护。面对绩点排名、考研和秋招春招，先把“我躺平了”挂在嘴边，等于提前把期望调低，有点像心理学上说的“防御性悲观”：万一考砸了、简历被刷了，一句“反正早就躺平了”就能缓冲挫败感，保住一点自尊。另一层是同辈之间的相处之道。在竞争激烈的校园里，如果有人总是绷得很紧，逢人就说“我在拼命”，反而会让室友和同学感到压力和疏离；大家一起自嘲“躺平”，倒像一句接头暗号，彼此确认“我们都在同一条船上”，成了一种温和的社交货币。</w:t>
+        <w:t xml:space="preserve">首先，“躺平”给了青年一种表达压力和疲惫的话语。回想我们宿舍，嘴上喊着“躺平”，第二天照样去图书馆占座，这种网友所说的“仰卧起坐式躺平”看似言行不一，背后其实有两层真实的心理。一层是自我保护。面对绩点排名、考研和秋招春招，先把“我躺平了”挂在嘴边，等于提前把期望调低，有点像心理学上说的“防御性悲观”：万一考砸了、简历被刷了，一句“反正早就躺平了”就能缓冲挫败感，保住一点自尊。另一层是同辈之间的相处之道。在竞争激烈的校园里，如果有人总是绷得很紧，逢人就说“我在拼命”，反而会让室友和同学感到压力和疏离；大家一起自嘲“躺平”，既像给自己涂上一层保护色，又像一句接头暗号，彼此确认“我们都在同一条船上”，成了一种温和的社交货币。</w:t>
       </w:r>
     </w:p>
     <w:p>
@@ -448,7 +448,7 @@
           <w:sz w:val="24"/>
           <w:szCs w:val="24"/>
         </w:rPr>
-        <w:t xml:space="preserve">一是从“自嘲”滑向“自弃”。但也有人真把“躺平”当成了放弃努力的理由。我身边就有同学在考研复习遇到瓶颈后，用“反正也卷不过，不如躺平”来安慰自己，最终中途放弃。当“躺平”从情绪宣泄变成行动选择，它就可能消解个人的奋斗意志，让人陷入消极和迷茫。</w:t>
+        <w:t xml:space="preserve">一是从“自嘲”滑向“自弃”。但也有人真把“躺平”当成了放弃努力的理由。我身边就有同学在考研复习遇到瓶颈后，用“反正也卷不过，不如躺平”来安慰自己，最终中途放弃。后来他跟我说，那段时间最让他动摇的，是每次刷到“躺平”视频时那种“原来大家都这样”的安慰。当“躺平”从情绪宣泄变成行动选择，它就可能消解个人的奋斗意志，让人陷入消极和迷茫。</w:t>
       </w:r>
     </w:p>
     <w:p>
@@ -566,7 +566,7 @@
           <w:sz w:val="24"/>
           <w:szCs w:val="24"/>
         </w:rPr>
-        <w:t xml:space="preserve">我曾试着在常用的短视频软件里关闭“个性化推荐”。关闭之前，首页几乎被渲染考研失败、大厂裁员和鼓吹裸辞隐居的视频占满，很容易让人觉得全世界不是在崩溃就是在躺平；关闭之后，内容杂了一些，我却重新看到了同龄人多样、具体也更坚韧的生活。平台不能只是被动地给一个开关，还应主动让推荐内容更多样，别把用户困在单一的情绪里。</w:t>
+        <w:t xml:space="preserve">我曾试着在常用的短视频软件里关闭“个性化推荐”。关闭之前，首页几乎被渲染考研失败、大厂裁员和鼓吹裸辞隐居的视频占满，很容易让人觉得全世界不是在崩溃就是在躺平，我每次刷完都莫名心慌；关闭之后，内容杂了一些，我却重新看到了同龄人多样、具体也更坚韧的生活，有人边打工边备考，有人回县城开了家小店。看着这些，我心里反而踏实了不少。平台不能只是被动地给一个开关，还应主动让推荐内容更多样，别把用户困在单一的情绪里。</w:t>
       </w:r>
     </w:p>
     <w:p>
